--- a/pr-preview/pr-392/linear-algebra-rank-nullity.docx
+++ b/pr-preview/pr-392/linear-algebra-rank-nullity.docx
@@ -15,7 +15,7 @@
         <w:pStyle w:val="Date"/>
       </w:pPr>
       <w:r>
-        <w:t xml:space="preserve">Last modified: 2026-10-18 14:54:19 (PDT)</w:t>
+        <w:t xml:space="preserve">Last modified: 2026-10-18 16:22:07 (PDT)</w:t>
       </w:r>
     </w:p>
     <w:bookmarkStart w:id="44" w:name="sec-column-null-space"/>

--- a/pr-preview/pr-392/linear-algebra-rank-nullity.docx
+++ b/pr-preview/pr-392/linear-algebra-rank-nullity.docx
@@ -15,7 +15,7 @@
         <w:pStyle w:val="Date"/>
       </w:pPr>
       <w:r>
-        <w:t xml:space="preserve">Last modified: 2026-10-18 16:22:07 (PDT)</w:t>
+        <w:t xml:space="preserve">Last modified: 2026-10-18 22:01:27 (PDT)</w:t>
       </w:r>
     </w:p>
     <w:bookmarkStart w:id="44" w:name="sec-column-null-space"/>
@@ -5086,7 +5086,7 @@
     &amp;&amp; \text{(substitute } \mathord{\smash[b]{\underset{\raise.3ex\hbox{$\scriptstyle\sim$}}{x}}\vphantom{x}} = {\mathbf{A}}^{\top} \mathord{\smash[b]{\underset{\raise.3ex\hbox{$\scriptstyle\sim$}}{u}}\vphantom{u}} \text{ in the first factor)}
     \\
     &amp;= \mathopen{}\left({\mathord{\smash[b]{\underset{\raise.3ex\hbox{$\scriptstyle\sim$}}{u}}\vphantom{u}}}^{\top}\,{({\mathbf{A}}^{\top})}^{\top}\right)\mathclose{}\,\mathord{\smash[b]{\underset{\raise.3ex\hbox{$\scriptstyle\sim$}}{x}}\vphantom{x}}
-    &amp;&amp; \text{(}\text{Theorem~16 in Matrices}\text{)}
+    &amp;&amp; \text{(}\text{Theorem~17 in Matrices}\text{)}
     \\
     &amp;= \mathopen{}\left({\mathord{\smash[b]{\underset{\raise.3ex\hbox{$\scriptstyle\sim$}}{u}}\vphantom{u}}}^{\top} \mathbf{A}\right)\mathclose{}\,\mathord{\smash[b]{\underset{\raise.3ex\hbox{$\scriptstyle\sim$}}{x}}\vphantom{x}}
     &amp;&amp; \text{(transposing twice returns the original matrix)}
@@ -8014,7 +8014,7 @@
     &amp;&amp; \text{(substitute } \mathbf{G} \text{)}
     \\
     &amp;= {(\mathbf{A} \mathord{\smash[b]{\underset{\raise.3ex\hbox{$\scriptstyle\sim$}}{x}}\vphantom{x}})}^{\top}\,(\mathbf{A} \mathord{\smash[b]{\underset{\raise.3ex\hbox{$\scriptstyle\sim$}}{x}}\vphantom{x}})
-    &amp;&amp; \text{(}\text{Theorem~16 in Matrices}\text{)}
+    &amp;&amp; \text{(}\text{Theorem~17 in Matrices}\text{)}
     \\
     &amp;= \mathopen{}\left\lVert\mathbf{A} \mathord{\smash[b]{\underset{\raise.3ex\hbox{$\scriptstyle\sim$}}{x}}\vphantom{x}}\right\rVert\mathclose{}^2
     &amp;&amp; \text{(}\text{Equation~2 in Vectors}\text{, squared)}
@@ -8754,7 +8754,7 @@
     &amp;&amp; \text{(}\text{Theorem~5 in Matrices}\text{)}
     \\
     &amp;= {(\mathbf{A} \mathord{\smash[b]{\underset{\raise.3ex\hbox{$\scriptstyle\sim$}}{x}}\vphantom{x}})}^{\top}\,(\mathbf{A} \mathord{\smash[b]{\underset{\raise.3ex\hbox{$\scriptstyle\sim$}}{x}}\vphantom{x}})
-    &amp;&amp; \text{(}\text{Theorem~16 in Matrices}\text{)}
+    &amp;&amp; \text{(}\text{Theorem~17 in Matrices}\text{)}
     \\
     &amp;= (\mathbf{A} \mathord{\smash[b]{\underset{\raise.3ex\hbox{$\scriptstyle\sim$}}{x}}\vphantom{x}}) \cdot (\mathbf{A} \mathord{\smash[b]{\underset{\raise.3ex\hbox{$\scriptstyle\sim$}}{x}}\vphantom{x}})
     &amp;&amp; \text{(}\text{Example~6 in Matrices}\text{)}
@@ -22078,7 +22078,7 @@
     \begin{aligned}
     \mathord{\smash[b]{\underset{\raise.3ex\hbox{$\scriptstyle\sim$}}{w}}\vphantom{w}}^{\top} \mathord{\smash[b]{\underset{\raise.3ex\hbox{$\scriptstyle\sim$}}{x}}\vphantom{x}}^* + b
     &amp;= -\frac{b}{\mathord{\smash[b]{\underset{\raise.3ex\hbox{$\scriptstyle\sim$}}{w}}\vphantom{w}} \cdot \mathord{\smash[b]{\underset{\raise.3ex\hbox{$\scriptstyle\sim$}}{w}}\vphantom{w}}}\,(\mathord{\smash[b]{\underset{\raise.3ex\hbox{$\scriptstyle\sim$}}{w}}\vphantom{w}}^{\top} \mathord{\smash[b]{\underset{\raise.3ex\hbox{$\scriptstyle\sim$}}{w}}\vphantom{w}}) + b
-    &amp;&amp; \text{(homogeneity of } \mathord{\smash[b]{\underset{\raise.3ex\hbox{$\scriptstyle\sim$}}{x}}\vphantom{x}}\mapsto \mathord{\smash[b]{\underset{\raise.3ex\hbox{$\scriptstyle\sim$}}{w}}\vphantom{w}}^{\top} \mathord{\smash[b]{\underset{\raise.3ex\hbox{$\scriptstyle\sim$}}{x}}\vphantom{x}}\text{, }\text{Theorem~9 in Matrices}\text{)}
+    &amp;&amp; \text{(homogeneity of } \mathord{\smash[b]{\underset{\raise.3ex\hbox{$\scriptstyle\sim$}}{x}}\vphantom{x}}\mapsto \mathord{\smash[b]{\underset{\raise.3ex\hbox{$\scriptstyle\sim$}}{w}}\vphantom{w}}^{\top} \mathord{\smash[b]{\underset{\raise.3ex\hbox{$\scriptstyle\sim$}}{x}}\vphantom{x}}\text{, }\text{Theorem~10 in Matrices}\text{)}
     \\
     &amp;= -b + b
     &amp;&amp; \text{(} \mathord{\smash[b]{\underset{\raise.3ex\hbox{$\scriptstyle\sim$}}{w}}\vphantom{w}}^{\top} \mathord{\smash[b]{\underset{\raise.3ex\hbox{$\scriptstyle\sim$}}{w}}\vphantom{w}} = \mathord{\smash[b]{\underset{\raise.3ex\hbox{$\scriptstyle\sim$}}{w}}\vphantom{w}} \cdot \mathord{\smash[b]{\underset{\raise.3ex\hbox{$\scriptstyle\sim$}}{w}}\vphantom{w}} \text{)}
@@ -23914,7 +23914,7 @@
           <w:rPr>
             <w:rStyle w:val="Hyperlink"/>
           </w:rPr>
-          <w:t xml:space="preserve">Example 19 in Matrices</w:t>
+          <w:t xml:space="preserve">Example 20 in Matrices</w:t>
         </w:r>
       </w:hyperlink>
       <w:r>

--- a/pr-preview/pr-392/linear-algebra-rank-nullity.docx
+++ b/pr-preview/pr-392/linear-algebra-rank-nullity.docx
@@ -15,7 +15,7 @@
         <w:pStyle w:val="Date"/>
       </w:pPr>
       <w:r>
-        <w:t xml:space="preserve">Last modified: 2026-10-18 22:01:27 (PDT)</w:t>
+        <w:t xml:space="preserve">Last modified: 2026-10-19 01:54:28 (PDT)</w:t>
       </w:r>
     </w:p>
     <w:bookmarkStart w:id="44" w:name="sec-column-null-space"/>
